--- a/lab13/Sprawoko 11 12 13.docx
+++ b/lab13/Sprawoko 11 12 13.docx
@@ -4,7 +4,7 @@
   <w:body>
     <w:tbl>
       <w:tblPr>
-        <w:tblStyle w:val="TableGrid"/>
+        <w:tblStyle w:val="Tabela-Siatka"/>
         <w:tblW w:w="0" w:type="auto"/>
         <w:tblLook w:val="04A0" w:firstRow="1" w:lastRow="0" w:firstColumn="1" w:lastColumn="0" w:noHBand="0" w:noVBand="1"/>
       </w:tblPr>
@@ -311,10 +311,11 @@
       </w:pPr>
       <w:r>
         <w:rPr>
+          <w:noProof/>
           <w:lang w:val="pl-PL"/>
         </w:rPr>
         <w:drawing>
-          <wp:anchor distT="0" distB="0" distL="114300" distR="114300" simplePos="0" relativeHeight="251658240" behindDoc="0" locked="0" layoutInCell="1" allowOverlap="1" wp14:anchorId="65F95D35" wp14:editId="267D5BAD">
+          <wp:anchor distT="0" distB="0" distL="114300" distR="114300" simplePos="0" relativeHeight="251658240" behindDoc="0" locked="0" layoutInCell="1" allowOverlap="1" wp14:anchorId="65F95D35" wp14:editId="43B4289F">
             <wp:simplePos x="0" y="0"/>
             <wp:positionH relativeFrom="margin">
               <wp:align>center</wp:align>
@@ -590,6 +591,7 @@
       </w:pPr>
       <w:r>
         <w:rPr>
+          <w:noProof/>
           <w:lang w:val="pl-PL"/>
         </w:rPr>
         <w:drawing>
@@ -1767,18 +1769,7 @@
           <w:szCs w:val="20"/>
           <w14:ligatures w14:val="none"/>
         </w:rPr>
-        <w:t xml:space="preserve">, </w:t>
-      </w:r>
-      <w:r>
-        <w:rPr>
-          <w:rFonts w:ascii="Consolas" w:eastAsia="Times New Roman" w:hAnsi="Consolas" w:cs="Times New Roman"/>
-          <w:color w:val="CCCCCC"/>
-          <w:kern w:val="0"/>
-          <w:sz w:val="20"/>
-          <w:szCs w:val="20"/>
-          <w14:ligatures w14:val="none"/>
-        </w:rPr>
-        <w:t>MPI_COMM_WORLD);</w:t>
+        <w:t>, MPI_COMM_WORLD);</w:t>
       </w:r>
     </w:p>
     <w:p/>
@@ -3960,18 +3951,7 @@
           <w:szCs w:val="18"/>
           <w14:ligatures w14:val="none"/>
         </w:rPr>
-        <w:t>,</w:t>
-      </w:r>
-      <w:r>
-        <w:rPr>
-          <w:rFonts w:ascii="Consolas" w:eastAsia="Times New Roman" w:hAnsi="Consolas" w:cs="Times New Roman"/>
-          <w:color w:val="CCCCCC"/>
-          <w:kern w:val="0"/>
-          <w:sz w:val="18"/>
-          <w:szCs w:val="18"/>
-          <w14:ligatures w14:val="none"/>
-        </w:rPr>
-        <w:t xml:space="preserve"> </w:t>
+        <w:t xml:space="preserve">, </w:t>
       </w:r>
       <w:proofErr w:type="spellStart"/>
       <w:r>
@@ -5366,6 +5346,7 @@
     <w:p>
       <w:r>
         <w:rPr>
+          <w:noProof/>
           <w:lang w:val="pl-PL"/>
         </w:rPr>
         <w:drawing>
@@ -5700,7 +5681,6 @@
           <w14:ligatures w14:val="none"/>
         </w:rPr>
       </w:pPr>
-      <w:proofErr w:type="spellStart"/>
       <w:r>
         <w:rPr>
           <w:rFonts w:ascii="Consolas" w:eastAsia="Times New Roman" w:hAnsi="Consolas" w:cs="Times New Roman"/>
@@ -5713,7 +5693,6 @@
         </w:rPr>
         <w:t>if</w:t>
       </w:r>
-      <w:proofErr w:type="spellEnd"/>
       <w:r>
         <w:rPr>
           <w:rFonts w:ascii="Consolas" w:eastAsia="Times New Roman" w:hAnsi="Consolas" w:cs="Times New Roman"/>
@@ -9428,6 +9407,7 @@
       </w:pPr>
       <w:r>
         <w:rPr>
+          <w:noProof/>
           <w:lang w:val="pl-PL"/>
         </w:rPr>
         <w:drawing>
@@ -10253,6 +10233,7 @@
       </w:pPr>
       <w:r>
         <w:rPr>
+          <w:noProof/>
           <w:lang w:val="pl-PL"/>
         </w:rPr>
         <w:drawing>
@@ -10802,14 +10783,7 @@
               <w:rFonts w:ascii="Cambria Math" w:eastAsiaTheme="minorEastAsia" w:hAnsi="Cambria Math"/>
               <w:lang w:val="pl-PL"/>
             </w:rPr>
-            <m:t>p-liczba procesów</m:t>
-          </m:r>
-          <m:r>
-            <w:rPr>
-              <w:rFonts w:ascii="Cambria Math" w:eastAsiaTheme="minorEastAsia" w:hAnsi="Cambria Math"/>
-              <w:lang w:val="pl-PL"/>
-            </w:rPr>
-            <m:t>.</m:t>
+            <m:t>p-liczba procesów.</m:t>
           </m:r>
         </m:oMath>
       </m:oMathPara>
@@ -11211,14 +11185,7 @@
               <w:rFonts w:ascii="Cambria Math" w:eastAsiaTheme="minorEastAsia" w:hAnsi="Cambria Math"/>
               <w:lang w:val="pl-PL"/>
             </w:rPr>
-            <m:t>-efektywność dla p procesów</m:t>
-          </m:r>
-          <m:r>
-            <w:rPr>
-              <w:rFonts w:ascii="Cambria Math" w:eastAsiaTheme="minorEastAsia" w:hAnsi="Cambria Math"/>
-              <w:lang w:val="pl-PL"/>
-            </w:rPr>
-            <m:t>.</m:t>
+            <m:t>-efektywność dla p procesów.</m:t>
           </m:r>
         </m:oMath>
       </m:oMathPara>
@@ -11299,7 +11266,7 @@
     </w:p>
     <w:tbl>
       <w:tblPr>
-        <w:tblStyle w:val="TableGrid"/>
+        <w:tblStyle w:val="Tabela-Siatka"/>
         <w:tblW w:w="0" w:type="auto"/>
         <w:tblLook w:val="04A0" w:firstRow="1" w:lastRow="0" w:firstColumn="1" w:lastColumn="0" w:noHBand="0" w:noVBand="1"/>
       </w:tblPr>
@@ -11802,7 +11769,7 @@
     </w:p>
     <w:tbl>
       <w:tblPr>
-        <w:tblStyle w:val="TableGrid"/>
+        <w:tblStyle w:val="Tabela-Siatka"/>
         <w:tblW w:w="0" w:type="auto"/>
         <w:tblLook w:val="04A0" w:firstRow="1" w:lastRow="0" w:firstColumn="1" w:lastColumn="0" w:noHBand="0" w:noVBand="1"/>
       </w:tblPr>
@@ -12740,7 +12707,7 @@
           <w:rFonts w:eastAsiaTheme="minorEastAsia"/>
           <w:lang w:val="pl-PL"/>
         </w:rPr>
-        <w:t>Przeprowadzone pomiary (każdy co najmniej trzykrotny) pozwoliły obliczyć średni czas, przyspieszenie i efektywność.</w:t>
+        <w:t>Przeprowadzone pomiar pozwoliły obliczyć średni czas, przyspieszenie i efektywność.</w:t>
       </w:r>
     </w:p>
     <w:p>
@@ -12833,120 +12800,15 @@
           <w:rFonts w:eastAsiaTheme="minorEastAsia"/>
           <w:lang w:val="pl-PL"/>
         </w:rPr>
-        <w:t>Wyniki pokazały, że już przy 4–6 jednostkach równoległych zyskujemy kilkukrotnie szybsze wykonanie w porównaniu do wersji 1-wątkowej/1-procesowej.</w:t>
-      </w:r>
-    </w:p>
-    <w:p>
-      <w:pPr>
+        <w:t xml:space="preserve">Wyniki pokazały, że już przy 4–6 jednostkach równoległych zyskujemy kilkukrotnie szybsze wykonanie w porównaniu do wersji </w:t>
+      </w:r>
+      <w:r>
         <w:rPr>
           <w:rFonts w:eastAsiaTheme="minorEastAsia"/>
           <w:lang w:val="pl-PL"/>
         </w:rPr>
-      </w:pPr>
-    </w:p>
-    <w:p>
-      <w:pPr>
-        <w:rPr>
-          <w:rFonts w:eastAsiaTheme="minorEastAsia"/>
-          <w:lang w:val="pl-PL"/>
-        </w:rPr>
-      </w:pPr>
-    </w:p>
-    <w:p>
-      <w:pPr>
-        <w:rPr>
-          <w:rFonts w:eastAsiaTheme="minorEastAsia"/>
-          <w:lang w:val="pl-PL"/>
-        </w:rPr>
-      </w:pPr>
-    </w:p>
-    <w:p>
-      <w:pPr>
-        <w:rPr>
-          <w:rFonts w:eastAsiaTheme="minorEastAsia"/>
-          <w:lang w:val="pl-PL"/>
-        </w:rPr>
-      </w:pPr>
-    </w:p>
-    <w:p>
-      <w:pPr>
-        <w:rPr>
-          <w:rFonts w:eastAsiaTheme="minorEastAsia"/>
-          <w:lang w:val="pl-PL"/>
-        </w:rPr>
-      </w:pPr>
-    </w:p>
-    <w:p>
-      <w:pPr>
-        <w:rPr>
-          <w:rFonts w:eastAsiaTheme="minorEastAsia"/>
-          <w:lang w:val="pl-PL"/>
-        </w:rPr>
-      </w:pPr>
-    </w:p>
-    <w:p>
-      <w:pPr>
-        <w:rPr>
-          <w:rFonts w:eastAsiaTheme="minorEastAsia"/>
-          <w:lang w:val="pl-PL"/>
-        </w:rPr>
-      </w:pPr>
-    </w:p>
-    <w:p>
-      <w:pPr>
-        <w:rPr>
-          <w:rFonts w:eastAsiaTheme="minorEastAsia"/>
-          <w:lang w:val="pl-PL"/>
-        </w:rPr>
-      </w:pPr>
-    </w:p>
-    <w:p>
-      <w:pPr>
-        <w:rPr>
-          <w:rFonts w:eastAsiaTheme="minorEastAsia"/>
-          <w:lang w:val="pl-PL"/>
-        </w:rPr>
-      </w:pPr>
-    </w:p>
-    <w:p>
-      <w:pPr>
-        <w:rPr>
-          <w:rFonts w:eastAsiaTheme="minorEastAsia"/>
-          <w:lang w:val="pl-PL"/>
-        </w:rPr>
-      </w:pPr>
-    </w:p>
-    <w:p>
-      <w:pPr>
-        <w:rPr>
-          <w:rFonts w:eastAsiaTheme="minorEastAsia"/>
-          <w:lang w:val="pl-PL"/>
-        </w:rPr>
-      </w:pPr>
-    </w:p>
-    <w:p>
-      <w:pPr>
-        <w:rPr>
-          <w:rFonts w:eastAsiaTheme="minorEastAsia"/>
-          <w:lang w:val="pl-PL"/>
-        </w:rPr>
-      </w:pPr>
-    </w:p>
-    <w:p>
-      <w:pPr>
-        <w:rPr>
-          <w:rFonts w:eastAsiaTheme="minorEastAsia"/>
-          <w:lang w:val="pl-PL"/>
-        </w:rPr>
-      </w:pPr>
-    </w:p>
-    <w:p>
-      <w:pPr>
-        <w:rPr>
-          <w:rFonts w:eastAsiaTheme="minorEastAsia"/>
-          <w:lang w:val="pl-PL"/>
-        </w:rPr>
-      </w:pPr>
+        <w:t>jednowątkowej.</w:t>
+      </w:r>
     </w:p>
     <w:p>
       <w:pPr>
@@ -13411,15 +13273,15 @@
     <w:lsdException w:name="Unresolved Mention" w:semiHidden="1" w:unhideWhenUsed="1"/>
     <w:lsdException w:name="Smart Link" w:semiHidden="1" w:unhideWhenUsed="1"/>
   </w:latentStyles>
-  <w:style w:type="paragraph" w:default="1" w:styleId="Normal">
+  <w:style w:type="paragraph" w:default="1" w:styleId="Normalny">
     <w:name w:val="Normal"/>
     <w:qFormat/>
   </w:style>
-  <w:style w:type="paragraph" w:styleId="Heading1">
+  <w:style w:type="paragraph" w:styleId="Nagwek1">
     <w:name w:val="heading 1"/>
-    <w:basedOn w:val="Normal"/>
-    <w:next w:val="Normal"/>
-    <w:link w:val="Heading1Char"/>
+    <w:basedOn w:val="Normalny"/>
+    <w:next w:val="Normalny"/>
+    <w:link w:val="Nagwek1Znak"/>
     <w:uiPriority w:val="9"/>
     <w:qFormat/>
     <w:rsid w:val="00C3342F"/>
@@ -13436,11 +13298,11 @@
       <w:szCs w:val="40"/>
     </w:rPr>
   </w:style>
-  <w:style w:type="paragraph" w:styleId="Heading2">
+  <w:style w:type="paragraph" w:styleId="Nagwek2">
     <w:name w:val="heading 2"/>
-    <w:basedOn w:val="Normal"/>
-    <w:next w:val="Normal"/>
-    <w:link w:val="Heading2Char"/>
+    <w:basedOn w:val="Normalny"/>
+    <w:next w:val="Normalny"/>
+    <w:link w:val="Nagwek2Znak"/>
     <w:uiPriority w:val="9"/>
     <w:semiHidden/>
     <w:unhideWhenUsed/>
@@ -13459,11 +13321,11 @@
       <w:szCs w:val="32"/>
     </w:rPr>
   </w:style>
-  <w:style w:type="paragraph" w:styleId="Heading3">
+  <w:style w:type="paragraph" w:styleId="Nagwek3">
     <w:name w:val="heading 3"/>
-    <w:basedOn w:val="Normal"/>
-    <w:next w:val="Normal"/>
-    <w:link w:val="Heading3Char"/>
+    <w:basedOn w:val="Normalny"/>
+    <w:next w:val="Normalny"/>
+    <w:link w:val="Nagwek3Znak"/>
     <w:uiPriority w:val="9"/>
     <w:semiHidden/>
     <w:unhideWhenUsed/>
@@ -13482,11 +13344,11 @@
       <w:szCs w:val="28"/>
     </w:rPr>
   </w:style>
-  <w:style w:type="paragraph" w:styleId="Heading4">
+  <w:style w:type="paragraph" w:styleId="Nagwek4">
     <w:name w:val="heading 4"/>
-    <w:basedOn w:val="Normal"/>
-    <w:next w:val="Normal"/>
-    <w:link w:val="Heading4Char"/>
+    <w:basedOn w:val="Normalny"/>
+    <w:next w:val="Normalny"/>
+    <w:link w:val="Nagwek4Znak"/>
     <w:uiPriority w:val="9"/>
     <w:semiHidden/>
     <w:unhideWhenUsed/>
@@ -13505,11 +13367,11 @@
       <w:color w:val="0F4761" w:themeColor="accent1" w:themeShade="BF"/>
     </w:rPr>
   </w:style>
-  <w:style w:type="paragraph" w:styleId="Heading5">
+  <w:style w:type="paragraph" w:styleId="Nagwek5">
     <w:name w:val="heading 5"/>
-    <w:basedOn w:val="Normal"/>
-    <w:next w:val="Normal"/>
-    <w:link w:val="Heading5Char"/>
+    <w:basedOn w:val="Normalny"/>
+    <w:next w:val="Normalny"/>
+    <w:link w:val="Nagwek5Znak"/>
     <w:uiPriority w:val="9"/>
     <w:semiHidden/>
     <w:unhideWhenUsed/>
@@ -13526,11 +13388,11 @@
       <w:color w:val="0F4761" w:themeColor="accent1" w:themeShade="BF"/>
     </w:rPr>
   </w:style>
-  <w:style w:type="paragraph" w:styleId="Heading6">
+  <w:style w:type="paragraph" w:styleId="Nagwek6">
     <w:name w:val="heading 6"/>
-    <w:basedOn w:val="Normal"/>
-    <w:next w:val="Normal"/>
-    <w:link w:val="Heading6Char"/>
+    <w:basedOn w:val="Normalny"/>
+    <w:next w:val="Normalny"/>
+    <w:link w:val="Nagwek6Znak"/>
     <w:uiPriority w:val="9"/>
     <w:semiHidden/>
     <w:unhideWhenUsed/>
@@ -13549,11 +13411,11 @@
       <w:color w:val="595959" w:themeColor="text1" w:themeTint="A6"/>
     </w:rPr>
   </w:style>
-  <w:style w:type="paragraph" w:styleId="Heading7">
+  <w:style w:type="paragraph" w:styleId="Nagwek7">
     <w:name w:val="heading 7"/>
-    <w:basedOn w:val="Normal"/>
-    <w:next w:val="Normal"/>
-    <w:link w:val="Heading7Char"/>
+    <w:basedOn w:val="Normalny"/>
+    <w:next w:val="Normalny"/>
+    <w:link w:val="Nagwek7Znak"/>
     <w:uiPriority w:val="9"/>
     <w:semiHidden/>
     <w:unhideWhenUsed/>
@@ -13570,11 +13432,11 @@
       <w:color w:val="595959" w:themeColor="text1" w:themeTint="A6"/>
     </w:rPr>
   </w:style>
-  <w:style w:type="paragraph" w:styleId="Heading8">
+  <w:style w:type="paragraph" w:styleId="Nagwek8">
     <w:name w:val="heading 8"/>
-    <w:basedOn w:val="Normal"/>
-    <w:next w:val="Normal"/>
-    <w:link w:val="Heading8Char"/>
+    <w:basedOn w:val="Normalny"/>
+    <w:next w:val="Normalny"/>
+    <w:link w:val="Nagwek8Znak"/>
     <w:uiPriority w:val="9"/>
     <w:semiHidden/>
     <w:unhideWhenUsed/>
@@ -13593,11 +13455,11 @@
       <w:color w:val="272727" w:themeColor="text1" w:themeTint="D8"/>
     </w:rPr>
   </w:style>
-  <w:style w:type="paragraph" w:styleId="Heading9">
+  <w:style w:type="paragraph" w:styleId="Nagwek9">
     <w:name w:val="heading 9"/>
-    <w:basedOn w:val="Normal"/>
-    <w:next w:val="Normal"/>
-    <w:link w:val="Heading9Char"/>
+    <w:basedOn w:val="Normalny"/>
+    <w:next w:val="Normalny"/>
+    <w:link w:val="Nagwek9Znak"/>
     <w:uiPriority w:val="9"/>
     <w:semiHidden/>
     <w:unhideWhenUsed/>
@@ -13614,12 +13476,13 @@
       <w:color w:val="272727" w:themeColor="text1" w:themeTint="D8"/>
     </w:rPr>
   </w:style>
-  <w:style w:type="character" w:default="1" w:styleId="DefaultParagraphFont">
+  <w:style w:type="character" w:default="1" w:styleId="Domylnaczcionkaakapitu">
     <w:name w:val="Default Paragraph Font"/>
     <w:uiPriority w:val="1"/>
+    <w:semiHidden/>
     <w:unhideWhenUsed/>
   </w:style>
-  <w:style w:type="table" w:default="1" w:styleId="TableNormal">
+  <w:style w:type="table" w:default="1" w:styleId="Standardowy">
     <w:name w:val="Normal Table"/>
     <w:uiPriority w:val="99"/>
     <w:semiHidden/>
@@ -13634,16 +13497,16 @@
       </w:tblCellMar>
     </w:tblPr>
   </w:style>
-  <w:style w:type="numbering" w:default="1" w:styleId="NoList">
+  <w:style w:type="numbering" w:default="1" w:styleId="Bezlisty">
     <w:name w:val="No List"/>
     <w:uiPriority w:val="99"/>
     <w:semiHidden/>
     <w:unhideWhenUsed/>
   </w:style>
-  <w:style w:type="character" w:customStyle="1" w:styleId="Heading1Char">
-    <w:name w:val="Heading 1 Char"/>
-    <w:basedOn w:val="DefaultParagraphFont"/>
-    <w:link w:val="Heading1"/>
+  <w:style w:type="character" w:customStyle="1" w:styleId="Nagwek1Znak">
+    <w:name w:val="Nagłówek 1 Znak"/>
+    <w:basedOn w:val="Domylnaczcionkaakapitu"/>
+    <w:link w:val="Nagwek1"/>
     <w:uiPriority w:val="9"/>
     <w:rsid w:val="00C3342F"/>
     <w:rPr>
@@ -13653,10 +13516,10 @@
       <w:szCs w:val="40"/>
     </w:rPr>
   </w:style>
-  <w:style w:type="character" w:customStyle="1" w:styleId="Heading2Char">
-    <w:name w:val="Heading 2 Char"/>
-    <w:basedOn w:val="DefaultParagraphFont"/>
-    <w:link w:val="Heading2"/>
+  <w:style w:type="character" w:customStyle="1" w:styleId="Nagwek2Znak">
+    <w:name w:val="Nagłówek 2 Znak"/>
+    <w:basedOn w:val="Domylnaczcionkaakapitu"/>
+    <w:link w:val="Nagwek2"/>
     <w:uiPriority w:val="9"/>
     <w:semiHidden/>
     <w:rsid w:val="00C3342F"/>
@@ -13667,10 +13530,10 @@
       <w:szCs w:val="32"/>
     </w:rPr>
   </w:style>
-  <w:style w:type="character" w:customStyle="1" w:styleId="Heading3Char">
-    <w:name w:val="Heading 3 Char"/>
-    <w:basedOn w:val="DefaultParagraphFont"/>
-    <w:link w:val="Heading3"/>
+  <w:style w:type="character" w:customStyle="1" w:styleId="Nagwek3Znak">
+    <w:name w:val="Nagłówek 3 Znak"/>
+    <w:basedOn w:val="Domylnaczcionkaakapitu"/>
+    <w:link w:val="Nagwek3"/>
     <w:uiPriority w:val="9"/>
     <w:semiHidden/>
     <w:rsid w:val="00C3342F"/>
@@ -13681,10 +13544,10 @@
       <w:szCs w:val="28"/>
     </w:rPr>
   </w:style>
-  <w:style w:type="character" w:customStyle="1" w:styleId="Heading4Char">
-    <w:name w:val="Heading 4 Char"/>
-    <w:basedOn w:val="DefaultParagraphFont"/>
-    <w:link w:val="Heading4"/>
+  <w:style w:type="character" w:customStyle="1" w:styleId="Nagwek4Znak">
+    <w:name w:val="Nagłówek 4 Znak"/>
+    <w:basedOn w:val="Domylnaczcionkaakapitu"/>
+    <w:link w:val="Nagwek4"/>
     <w:uiPriority w:val="9"/>
     <w:semiHidden/>
     <w:rsid w:val="00C3342F"/>
@@ -13695,10 +13558,10 @@
       <w:color w:val="0F4761" w:themeColor="accent1" w:themeShade="BF"/>
     </w:rPr>
   </w:style>
-  <w:style w:type="character" w:customStyle="1" w:styleId="Heading5Char">
-    <w:name w:val="Heading 5 Char"/>
-    <w:basedOn w:val="DefaultParagraphFont"/>
-    <w:link w:val="Heading5"/>
+  <w:style w:type="character" w:customStyle="1" w:styleId="Nagwek5Znak">
+    <w:name w:val="Nagłówek 5 Znak"/>
+    <w:basedOn w:val="Domylnaczcionkaakapitu"/>
+    <w:link w:val="Nagwek5"/>
     <w:uiPriority w:val="9"/>
     <w:semiHidden/>
     <w:rsid w:val="00C3342F"/>
@@ -13707,10 +13570,10 @@
       <w:color w:val="0F4761" w:themeColor="accent1" w:themeShade="BF"/>
     </w:rPr>
   </w:style>
-  <w:style w:type="character" w:customStyle="1" w:styleId="Heading6Char">
-    <w:name w:val="Heading 6 Char"/>
-    <w:basedOn w:val="DefaultParagraphFont"/>
-    <w:link w:val="Heading6"/>
+  <w:style w:type="character" w:customStyle="1" w:styleId="Nagwek6Znak">
+    <w:name w:val="Nagłówek 6 Znak"/>
+    <w:basedOn w:val="Domylnaczcionkaakapitu"/>
+    <w:link w:val="Nagwek6"/>
     <w:uiPriority w:val="9"/>
     <w:semiHidden/>
     <w:rsid w:val="00C3342F"/>
@@ -13721,10 +13584,10 @@
       <w:color w:val="595959" w:themeColor="text1" w:themeTint="A6"/>
     </w:rPr>
   </w:style>
-  <w:style w:type="character" w:customStyle="1" w:styleId="Heading7Char">
-    <w:name w:val="Heading 7 Char"/>
-    <w:basedOn w:val="DefaultParagraphFont"/>
-    <w:link w:val="Heading7"/>
+  <w:style w:type="character" w:customStyle="1" w:styleId="Nagwek7Znak">
+    <w:name w:val="Nagłówek 7 Znak"/>
+    <w:basedOn w:val="Domylnaczcionkaakapitu"/>
+    <w:link w:val="Nagwek7"/>
     <w:uiPriority w:val="9"/>
     <w:semiHidden/>
     <w:rsid w:val="00C3342F"/>
@@ -13733,10 +13596,10 @@
       <w:color w:val="595959" w:themeColor="text1" w:themeTint="A6"/>
     </w:rPr>
   </w:style>
-  <w:style w:type="character" w:customStyle="1" w:styleId="Heading8Char">
-    <w:name w:val="Heading 8 Char"/>
-    <w:basedOn w:val="DefaultParagraphFont"/>
-    <w:link w:val="Heading8"/>
+  <w:style w:type="character" w:customStyle="1" w:styleId="Nagwek8Znak">
+    <w:name w:val="Nagłówek 8 Znak"/>
+    <w:basedOn w:val="Domylnaczcionkaakapitu"/>
+    <w:link w:val="Nagwek8"/>
     <w:uiPriority w:val="9"/>
     <w:semiHidden/>
     <w:rsid w:val="00C3342F"/>
@@ -13747,10 +13610,10 @@
       <w:color w:val="272727" w:themeColor="text1" w:themeTint="D8"/>
     </w:rPr>
   </w:style>
-  <w:style w:type="character" w:customStyle="1" w:styleId="Heading9Char">
-    <w:name w:val="Heading 9 Char"/>
-    <w:basedOn w:val="DefaultParagraphFont"/>
-    <w:link w:val="Heading9"/>
+  <w:style w:type="character" w:customStyle="1" w:styleId="Nagwek9Znak">
+    <w:name w:val="Nagłówek 9 Znak"/>
+    <w:basedOn w:val="Domylnaczcionkaakapitu"/>
+    <w:link w:val="Nagwek9"/>
     <w:uiPriority w:val="9"/>
     <w:semiHidden/>
     <w:rsid w:val="00C3342F"/>
@@ -13759,11 +13622,11 @@
       <w:color w:val="272727" w:themeColor="text1" w:themeTint="D8"/>
     </w:rPr>
   </w:style>
-  <w:style w:type="paragraph" w:styleId="Title">
+  <w:style w:type="paragraph" w:styleId="Tytu">
     <w:name w:val="Title"/>
-    <w:basedOn w:val="Normal"/>
-    <w:next w:val="Normal"/>
-    <w:link w:val="TitleChar"/>
+    <w:basedOn w:val="Normalny"/>
+    <w:next w:val="Normalny"/>
+    <w:link w:val="TytuZnak"/>
     <w:uiPriority w:val="10"/>
     <w:qFormat/>
     <w:rsid w:val="00C3342F"/>
@@ -13779,10 +13642,10 @@
       <w:szCs w:val="56"/>
     </w:rPr>
   </w:style>
-  <w:style w:type="character" w:customStyle="1" w:styleId="TitleChar">
-    <w:name w:val="Title Char"/>
-    <w:basedOn w:val="DefaultParagraphFont"/>
-    <w:link w:val="Title"/>
+  <w:style w:type="character" w:customStyle="1" w:styleId="TytuZnak">
+    <w:name w:val="Tytuł Znak"/>
+    <w:basedOn w:val="Domylnaczcionkaakapitu"/>
+    <w:link w:val="Tytu"/>
     <w:uiPriority w:val="10"/>
     <w:rsid w:val="00C3342F"/>
     <w:rPr>
@@ -13793,11 +13656,11 @@
       <w:szCs w:val="56"/>
     </w:rPr>
   </w:style>
-  <w:style w:type="paragraph" w:styleId="Subtitle">
+  <w:style w:type="paragraph" w:styleId="Podtytu">
     <w:name w:val="Subtitle"/>
-    <w:basedOn w:val="Normal"/>
-    <w:next w:val="Normal"/>
-    <w:link w:val="SubtitleChar"/>
+    <w:basedOn w:val="Normalny"/>
+    <w:next w:val="Normalny"/>
+    <w:link w:val="PodtytuZnak"/>
     <w:uiPriority w:val="11"/>
     <w:qFormat/>
     <w:rsid w:val="00C3342F"/>
@@ -13814,10 +13677,10 @@
       <w:szCs w:val="28"/>
     </w:rPr>
   </w:style>
-  <w:style w:type="character" w:customStyle="1" w:styleId="SubtitleChar">
-    <w:name w:val="Subtitle Char"/>
-    <w:basedOn w:val="DefaultParagraphFont"/>
-    <w:link w:val="Subtitle"/>
+  <w:style w:type="character" w:customStyle="1" w:styleId="PodtytuZnak">
+    <w:name w:val="Podtytuł Znak"/>
+    <w:basedOn w:val="Domylnaczcionkaakapitu"/>
+    <w:link w:val="Podtytu"/>
     <w:uiPriority w:val="11"/>
     <w:rsid w:val="00C3342F"/>
     <w:rPr>
@@ -13828,11 +13691,11 @@
       <w:szCs w:val="28"/>
     </w:rPr>
   </w:style>
-  <w:style w:type="paragraph" w:styleId="Quote">
+  <w:style w:type="paragraph" w:styleId="Cytat">
     <w:name w:val="Quote"/>
-    <w:basedOn w:val="Normal"/>
-    <w:next w:val="Normal"/>
-    <w:link w:val="QuoteChar"/>
+    <w:basedOn w:val="Normalny"/>
+    <w:next w:val="Normalny"/>
+    <w:link w:val="CytatZnak"/>
     <w:uiPriority w:val="29"/>
     <w:qFormat/>
     <w:rsid w:val="00C3342F"/>
@@ -13846,10 +13709,10 @@
       <w:color w:val="404040" w:themeColor="text1" w:themeTint="BF"/>
     </w:rPr>
   </w:style>
-  <w:style w:type="character" w:customStyle="1" w:styleId="QuoteChar">
-    <w:name w:val="Quote Char"/>
-    <w:basedOn w:val="DefaultParagraphFont"/>
-    <w:link w:val="Quote"/>
+  <w:style w:type="character" w:customStyle="1" w:styleId="CytatZnak">
+    <w:name w:val="Cytat Znak"/>
+    <w:basedOn w:val="Domylnaczcionkaakapitu"/>
+    <w:link w:val="Cytat"/>
     <w:uiPriority w:val="29"/>
     <w:rsid w:val="00C3342F"/>
     <w:rPr>
@@ -13858,9 +13721,9 @@
       <w:color w:val="404040" w:themeColor="text1" w:themeTint="BF"/>
     </w:rPr>
   </w:style>
-  <w:style w:type="paragraph" w:styleId="ListParagraph">
+  <w:style w:type="paragraph" w:styleId="Akapitzlist">
     <w:name w:val="List Paragraph"/>
-    <w:basedOn w:val="Normal"/>
+    <w:basedOn w:val="Normalny"/>
     <w:uiPriority w:val="34"/>
     <w:qFormat/>
     <w:rsid w:val="00C3342F"/>
@@ -13869,9 +13732,9 @@
       <w:contextualSpacing/>
     </w:pPr>
   </w:style>
-  <w:style w:type="character" w:styleId="IntenseEmphasis">
+  <w:style w:type="character" w:styleId="Wyrnienieintensywne">
     <w:name w:val="Intense Emphasis"/>
-    <w:basedOn w:val="DefaultParagraphFont"/>
+    <w:basedOn w:val="Domylnaczcionkaakapitu"/>
     <w:uiPriority w:val="21"/>
     <w:qFormat/>
     <w:rsid w:val="00C3342F"/>
@@ -13881,11 +13744,11 @@
       <w:color w:val="0F4761" w:themeColor="accent1" w:themeShade="BF"/>
     </w:rPr>
   </w:style>
-  <w:style w:type="paragraph" w:styleId="IntenseQuote">
+  <w:style w:type="paragraph" w:styleId="Cytatintensywny">
     <w:name w:val="Intense Quote"/>
-    <w:basedOn w:val="Normal"/>
-    <w:next w:val="Normal"/>
-    <w:link w:val="IntenseQuoteChar"/>
+    <w:basedOn w:val="Normalny"/>
+    <w:next w:val="Normalny"/>
+    <w:link w:val="CytatintensywnyZnak"/>
     <w:uiPriority w:val="30"/>
     <w:qFormat/>
     <w:rsid w:val="00C3342F"/>
@@ -13904,10 +13767,10 @@
       <w:color w:val="0F4761" w:themeColor="accent1" w:themeShade="BF"/>
     </w:rPr>
   </w:style>
-  <w:style w:type="character" w:customStyle="1" w:styleId="IntenseQuoteChar">
-    <w:name w:val="Intense Quote Char"/>
-    <w:basedOn w:val="DefaultParagraphFont"/>
-    <w:link w:val="IntenseQuote"/>
+  <w:style w:type="character" w:customStyle="1" w:styleId="CytatintensywnyZnak">
+    <w:name w:val="Cytat intensywny Znak"/>
+    <w:basedOn w:val="Domylnaczcionkaakapitu"/>
+    <w:link w:val="Cytatintensywny"/>
     <w:uiPriority w:val="30"/>
     <w:rsid w:val="00C3342F"/>
     <w:rPr>
@@ -13916,9 +13779,9 @@
       <w:color w:val="0F4761" w:themeColor="accent1" w:themeShade="BF"/>
     </w:rPr>
   </w:style>
-  <w:style w:type="character" w:styleId="IntenseReference">
+  <w:style w:type="character" w:styleId="Odwoanieintensywne">
     <w:name w:val="Intense Reference"/>
-    <w:basedOn w:val="DefaultParagraphFont"/>
+    <w:basedOn w:val="Domylnaczcionkaakapitu"/>
     <w:uiPriority w:val="32"/>
     <w:qFormat/>
     <w:rsid w:val="00C3342F"/>
@@ -13930,9 +13793,9 @@
       <w:spacing w:val="5"/>
     </w:rPr>
   </w:style>
-  <w:style w:type="table" w:styleId="TableGrid">
+  <w:style w:type="table" w:styleId="Tabela-Siatka">
     <w:name w:val="Table Grid"/>
-    <w:basedOn w:val="TableNormal"/>
+    <w:basedOn w:val="Standardowy"/>
     <w:uiPriority w:val="39"/>
     <w:rsid w:val="00C3342F"/>
     <w:pPr>
@@ -13949,9 +13812,9 @@
       </w:tblBorders>
     </w:tblPr>
   </w:style>
-  <w:style w:type="character" w:styleId="Hyperlink">
+  <w:style w:type="character" w:styleId="Hipercze">
     <w:name w:val="Hyperlink"/>
-    <w:basedOn w:val="DefaultParagraphFont"/>
+    <w:basedOn w:val="Domylnaczcionkaakapitu"/>
     <w:uiPriority w:val="99"/>
     <w:unhideWhenUsed/>
     <w:rsid w:val="00C3342F"/>
@@ -13960,9 +13823,9 @@
       <w:u w:val="single"/>
     </w:rPr>
   </w:style>
-  <w:style w:type="character" w:styleId="UnresolvedMention">
+  <w:style w:type="character" w:styleId="Nierozpoznanawzmianka">
     <w:name w:val="Unresolved Mention"/>
-    <w:basedOn w:val="DefaultParagraphFont"/>
+    <w:basedOn w:val="Domylnaczcionkaakapitu"/>
     <w:uiPriority w:val="99"/>
     <w:semiHidden/>
     <w:unhideWhenUsed/>
@@ -13972,9 +13835,9 @@
       <w:shd w:val="clear" w:color="auto" w:fill="E1DFDD"/>
     </w:rPr>
   </w:style>
-  <w:style w:type="character" w:styleId="PlaceholderText">
+  <w:style w:type="character" w:styleId="Tekstzastpczy">
     <w:name w:val="Placeholder Text"/>
-    <w:basedOn w:val="DefaultParagraphFont"/>
+    <w:basedOn w:val="Domylnaczcionkaakapitu"/>
     <w:uiPriority w:val="99"/>
     <w:semiHidden/>
     <w:rsid w:val="00D52AA6"/>
